--- a/samples/BIN_Import_CSV_Layout.docx
+++ b/samples/BIN_Import_CSV_Layout.docx
@@ -49,7 +49,7 @@
         <w:spacing w:after="120"/>
       </w:pPr>
       <w:r>
-        <w:t xml:space="preserve">This document defines the column layout for the CSV file used to bulk-import BIN (Bank Identification Number) ranges into BinTool. It is intended as the agreed format between the development team and the mentor before the import service (Story 3.2) is implemented.</w:t>
+        <w:t xml:space="preserve">This document defines the column layout for the CSV file used to bulk-import BIN (Bank Identification Number) ranges into BinTool. It is the agreed format between the development team and the mentor, and it now also documents the behaviour of the implemented import service (Story 3.2).</w:t>
       </w:r>
     </w:p>
     <w:p>
@@ -7047,7 +7047,7 @@
         <w:spacing w:after="120" w:before="240"/>
       </w:pPr>
       <w:r>
-        <w:t xml:space="preserve">6. Error Handling</w:t>
+        <w:t xml:space="preserve">6. Import Outcomes &amp; Error Handling</w:t>
       </w:r>
     </w:p>
     <w:p>
@@ -7055,9 +7055,487 @@
         <w:spacing w:after="120"/>
       </w:pPr>
       <w:r>
-        <w:t xml:space="preserve">Rows that fail validation (unknown lookup value, invalid prefix length, malformed date) are skipped and recorded individually rather than failing the whole file.</w:t>
+        <w:t xml:space="preserve">Every data row lands in exactly one of four outcomes. A row that fails validation never fails the whole file, and no row is silently discarded - each one is either stored, counted or recorded with a reason.</w:t>
       </w:r>
     </w:p>
+    <w:tbl>
+      <w:tblPr>
+        <w:tblW w:type="dxa" w:w="10500"/>
+        <w:tblBorders>
+          <w:top w:val="single" w:color="auto" w:sz="4"/>
+          <w:left w:val="single" w:color="auto" w:sz="4"/>
+          <w:bottom w:val="single" w:color="auto" w:sz="4"/>
+          <w:right w:val="single" w:color="auto" w:sz="4"/>
+          <w:insideH w:val="single" w:color="auto" w:sz="4"/>
+          <w:insideV w:val="single" w:color="auto" w:sz="4"/>
+        </w:tblBorders>
+      </w:tblPr>
+      <w:tblGrid>
+        <w:gridCol w:w="1400"/>
+        <w:gridCol w:w="4300"/>
+        <w:gridCol w:w="4800"/>
+      </w:tblGrid>
+      <w:tr>
+        <w:trPr>
+          <w:tblHeader/>
+        </w:trPr>
+        <w:tc>
+          <w:tcPr>
+            <w:tcW w:type="dxa" w:w="1400"/>
+            <w:tcBorders>
+              <w:top w:val="single" w:color="BFBFBF" w:sz="2"/>
+              <w:left w:val="single" w:color="BFBFBF" w:sz="2"/>
+              <w:bottom w:val="single" w:color="BFBFBF" w:sz="2"/>
+              <w:right w:val="single" w:color="BFBFBF" w:sz="2"/>
+            </w:tcBorders>
+            <w:shd w:fill="2F5496" w:val="clear"/>
+            <w:tcMar>
+              <w:top w:type="dxa" w:w="80"/>
+              <w:left w:type="dxa" w:w="100"/>
+              <w:bottom w:type="dxa" w:w="80"/>
+              <w:right w:type="dxa" w:w="100"/>
+            </w:tcMar>
+            <w:vAlign w:val="center"/>
+          </w:tcPr>
+          <w:p>
+            <w:r>
+              <w:rPr>
+                <w:b/>
+                <w:bCs/>
+                <w:color w:val="FFFFFF"/>
+                <w:sz w:val="20"/>
+                <w:szCs w:val="20"/>
+              </w:rPr>
+              <w:t xml:space="preserve">Outcome</w:t>
+            </w:r>
+          </w:p>
+        </w:tc>
+        <w:tc>
+          <w:tcPr>
+            <w:tcW w:type="dxa" w:w="4300"/>
+            <w:tcBorders>
+              <w:top w:val="single" w:color="BFBFBF" w:sz="2"/>
+              <w:left w:val="single" w:color="BFBFBF" w:sz="2"/>
+              <w:bottom w:val="single" w:color="BFBFBF" w:sz="2"/>
+              <w:right w:val="single" w:color="BFBFBF" w:sz="2"/>
+            </w:tcBorders>
+            <w:shd w:fill="2F5496" w:val="clear"/>
+            <w:tcMar>
+              <w:top w:type="dxa" w:w="80"/>
+              <w:left w:type="dxa" w:w="100"/>
+              <w:bottom w:type="dxa" w:w="80"/>
+              <w:right w:type="dxa" w:w="100"/>
+            </w:tcMar>
+            <w:vAlign w:val="center"/>
+          </w:tcPr>
+          <w:p>
+            <w:r>
+              <w:rPr>
+                <w:b/>
+                <w:bCs/>
+                <w:color w:val="FFFFFF"/>
+                <w:sz w:val="20"/>
+                <w:szCs w:val="20"/>
+              </w:rPr>
+              <w:t xml:space="preserve">Meaning</w:t>
+            </w:r>
+          </w:p>
+        </w:tc>
+        <w:tc>
+          <w:tcPr>
+            <w:tcW w:type="dxa" w:w="4800"/>
+            <w:tcBorders>
+              <w:top w:val="single" w:color="BFBFBF" w:sz="2"/>
+              <w:left w:val="single" w:color="BFBFBF" w:sz="2"/>
+              <w:bottom w:val="single" w:color="BFBFBF" w:sz="2"/>
+              <w:right w:val="single" w:color="BFBFBF" w:sz="2"/>
+            </w:tcBorders>
+            <w:shd w:fill="2F5496" w:val="clear"/>
+            <w:tcMar>
+              <w:top w:type="dxa" w:w="80"/>
+              <w:left w:type="dxa" w:w="100"/>
+              <w:bottom w:type="dxa" w:w="80"/>
+              <w:right w:type="dxa" w:w="100"/>
+            </w:tcMar>
+            <w:vAlign w:val="center"/>
+          </w:tcPr>
+          <w:p>
+            <w:r>
+              <w:rPr>
+                <w:b/>
+                <w:bCs/>
+                <w:color w:val="FFFFFF"/>
+                <w:sz w:val="20"/>
+                <w:szCs w:val="20"/>
+              </w:rPr>
+              <w:t xml:space="preserve">Where it is recorded</w:t>
+            </w:r>
+          </w:p>
+        </w:tc>
+      </w:tr>
+      <w:tr>
+        <w:tc>
+          <w:tcPr>
+            <w:tcW w:type="dxa" w:w="1400"/>
+            <w:tcBorders>
+              <w:top w:val="single" w:color="BFBFBF" w:sz="2"/>
+              <w:left w:val="single" w:color="BFBFBF" w:sz="2"/>
+              <w:bottom w:val="single" w:color="BFBFBF" w:sz="2"/>
+              <w:right w:val="single" w:color="BFBFBF" w:sz="2"/>
+            </w:tcBorders>
+            <w:tcMar>
+              <w:top w:type="dxa" w:w="60"/>
+              <w:left w:type="dxa" w:w="100"/>
+              <w:bottom w:type="dxa" w:w="60"/>
+              <w:right w:type="dxa" w:w="100"/>
+            </w:tcMar>
+            <w:vAlign w:val="center"/>
+          </w:tcPr>
+          <w:p>
+            <w:r>
+              <w:rPr>
+                <w:b w:val="false"/>
+                <w:bCs w:val="false"/>
+                <w:sz w:val="20"/>
+                <w:szCs w:val="20"/>
+              </w:rPr>
+              <w:t xml:space="preserve">Inserted</w:t>
+            </w:r>
+          </w:p>
+        </w:tc>
+        <w:tc>
+          <w:tcPr>
+            <w:tcW w:type="dxa" w:w="4300"/>
+            <w:tcBorders>
+              <w:top w:val="single" w:color="BFBFBF" w:sz="2"/>
+              <w:left w:val="single" w:color="BFBFBF" w:sz="2"/>
+              <w:bottom w:val="single" w:color="BFBFBF" w:sz="2"/>
+              <w:right w:val="single" w:color="BFBFBF" w:sz="2"/>
+            </w:tcBorders>
+            <w:tcMar>
+              <w:top w:type="dxa" w:w="60"/>
+              <w:left w:type="dxa" w:w="100"/>
+              <w:bottom w:type="dxa" w:w="60"/>
+              <w:right w:type="dxa" w:w="100"/>
+            </w:tcMar>
+            <w:vAlign w:val="center"/>
+          </w:tcPr>
+          <w:p>
+            <w:r>
+              <w:rPr>
+                <w:b w:val="false"/>
+                <w:bCs w:val="false"/>
+                <w:sz w:val="20"/>
+                <w:szCs w:val="20"/>
+              </w:rPr>
+              <w:t xml:space="preserve">The prefix is new to the database. A prefix whose only record was previously soft-deleted is revived in place rather than duplicated, and counts here.</w:t>
+            </w:r>
+          </w:p>
+        </w:tc>
+        <w:tc>
+          <w:tcPr>
+            <w:tcW w:type="dxa" w:w="4800"/>
+            <w:tcBorders>
+              <w:top w:val="single" w:color="BFBFBF" w:sz="2"/>
+              <w:left w:val="single" w:color="BFBFBF" w:sz="2"/>
+              <w:bottom w:val="single" w:color="BFBFBF" w:sz="2"/>
+              <w:right w:val="single" w:color="BFBFBF" w:sz="2"/>
+            </w:tcBorders>
+            <w:tcMar>
+              <w:top w:type="dxa" w:w="60"/>
+              <w:left w:type="dxa" w:w="100"/>
+              <w:bottom w:type="dxa" w:w="60"/>
+              <w:right w:type="dxa" w:w="100"/>
+            </w:tcMar>
+            <w:vAlign w:val="center"/>
+          </w:tcPr>
+          <w:p>
+            <w:r>
+              <w:rPr>
+                <w:b w:val="false"/>
+                <w:bCs w:val="false"/>
+                <w:sz w:val="20"/>
+                <w:szCs w:val="20"/>
+              </w:rPr>
+              <w:t xml:space="preserve">BinRange (new or revived row); ImportHistory.ImportedRows</w:t>
+            </w:r>
+          </w:p>
+        </w:tc>
+      </w:tr>
+      <w:tr>
+        <w:tc>
+          <w:tcPr>
+            <w:tcW w:type="dxa" w:w="1400"/>
+            <w:tcBorders>
+              <w:top w:val="single" w:color="BFBFBF" w:sz="2"/>
+              <w:left w:val="single" w:color="BFBFBF" w:sz="2"/>
+              <w:bottom w:val="single" w:color="BFBFBF" w:sz="2"/>
+              <w:right w:val="single" w:color="BFBFBF" w:sz="2"/>
+            </w:tcBorders>
+            <w:shd w:fill="F2F2F2" w:val="clear"/>
+            <w:tcMar>
+              <w:top w:type="dxa" w:w="60"/>
+              <w:left w:type="dxa" w:w="100"/>
+              <w:bottom w:type="dxa" w:w="60"/>
+              <w:right w:type="dxa" w:w="100"/>
+            </w:tcMar>
+            <w:vAlign w:val="center"/>
+          </w:tcPr>
+          <w:p>
+            <w:r>
+              <w:rPr>
+                <w:b w:val="false"/>
+                <w:bCs w:val="false"/>
+                <w:sz w:val="20"/>
+                <w:szCs w:val="20"/>
+              </w:rPr>
+              <w:t xml:space="preserve">Unchanged</w:t>
+            </w:r>
+          </w:p>
+        </w:tc>
+        <w:tc>
+          <w:tcPr>
+            <w:tcW w:type="dxa" w:w="4300"/>
+            <w:tcBorders>
+              <w:top w:val="single" w:color="BFBFBF" w:sz="2"/>
+              <w:left w:val="single" w:color="BFBFBF" w:sz="2"/>
+              <w:bottom w:val="single" w:color="BFBFBF" w:sz="2"/>
+              <w:right w:val="single" w:color="BFBFBF" w:sz="2"/>
+            </w:tcBorders>
+            <w:shd w:fill="F2F2F2" w:val="clear"/>
+            <w:tcMar>
+              <w:top w:type="dxa" w:w="60"/>
+              <w:left w:type="dxa" w:w="100"/>
+              <w:bottom w:type="dxa" w:w="60"/>
+              <w:right w:type="dxa" w:w="100"/>
+            </w:tcMar>
+            <w:vAlign w:val="center"/>
+          </w:tcPr>
+          <w:p>
+            <w:r>
+              <w:rPr>
+                <w:b w:val="false"/>
+                <w:bCs w:val="false"/>
+                <w:sz w:val="20"/>
+                <w:szCs w:val="20"/>
+              </w:rPr>
+              <w:t xml:space="preserve">The prefix already exists and every mapped column matches the stored record. Skipped - nothing is written.</w:t>
+            </w:r>
+          </w:p>
+        </w:tc>
+        <w:tc>
+          <w:tcPr>
+            <w:tcW w:type="dxa" w:w="4800"/>
+            <w:tcBorders>
+              <w:top w:val="single" w:color="BFBFBF" w:sz="2"/>
+              <w:left w:val="single" w:color="BFBFBF" w:sz="2"/>
+              <w:bottom w:val="single" w:color="BFBFBF" w:sz="2"/>
+              <w:right w:val="single" w:color="BFBFBF" w:sz="2"/>
+            </w:tcBorders>
+            <w:shd w:fill="F2F2F2" w:val="clear"/>
+            <w:tcMar>
+              <w:top w:type="dxa" w:w="60"/>
+              <w:left w:type="dxa" w:w="100"/>
+              <w:bottom w:type="dxa" w:w="60"/>
+              <w:right w:type="dxa" w:w="100"/>
+            </w:tcMar>
+            <w:vAlign w:val="center"/>
+          </w:tcPr>
+          <w:p>
+            <w:r>
+              <w:rPr>
+                <w:b w:val="false"/>
+                <w:bCs w:val="false"/>
+                <w:sz w:val="20"/>
+                <w:szCs w:val="20"/>
+              </w:rPr>
+              <w:t xml:space="preserve">Counted only, in the import result</w:t>
+            </w:r>
+          </w:p>
+        </w:tc>
+      </w:tr>
+      <w:tr>
+        <w:tc>
+          <w:tcPr>
+            <w:tcW w:type="dxa" w:w="1400"/>
+            <w:tcBorders>
+              <w:top w:val="single" w:color="BFBFBF" w:sz="2"/>
+              <w:left w:val="single" w:color="BFBFBF" w:sz="2"/>
+              <w:bottom w:val="single" w:color="BFBFBF" w:sz="2"/>
+              <w:right w:val="single" w:color="BFBFBF" w:sz="2"/>
+            </w:tcBorders>
+            <w:tcMar>
+              <w:top w:type="dxa" w:w="60"/>
+              <w:left w:type="dxa" w:w="100"/>
+              <w:bottom w:type="dxa" w:w="60"/>
+              <w:right w:type="dxa" w:w="100"/>
+            </w:tcMar>
+            <w:vAlign w:val="center"/>
+          </w:tcPr>
+          <w:p>
+            <w:r>
+              <w:rPr>
+                <w:b w:val="false"/>
+                <w:bCs w:val="false"/>
+                <w:sz w:val="20"/>
+                <w:szCs w:val="20"/>
+              </w:rPr>
+              <w:t xml:space="preserve">Conflict</w:t>
+            </w:r>
+          </w:p>
+        </w:tc>
+        <w:tc>
+          <w:tcPr>
+            <w:tcW w:type="dxa" w:w="4300"/>
+            <w:tcBorders>
+              <w:top w:val="single" w:color="BFBFBF" w:sz="2"/>
+              <w:left w:val="single" w:color="BFBFBF" w:sz="2"/>
+              <w:bottom w:val="single" w:color="BFBFBF" w:sz="2"/>
+              <w:right w:val="single" w:color="BFBFBF" w:sz="2"/>
+            </w:tcBorders>
+            <w:tcMar>
+              <w:top w:type="dxa" w:w="60"/>
+              <w:left w:type="dxa" w:w="100"/>
+              <w:bottom w:type="dxa" w:w="60"/>
+              <w:right w:type="dxa" w:w="100"/>
+            </w:tcMar>
+            <w:vAlign w:val="center"/>
+          </w:tcPr>
+          <w:p>
+            <w:r>
+              <w:rPr>
+                <w:b w:val="false"/>
+                <w:bCs w:val="false"/>
+                <w:sz w:val="20"/>
+                <w:szCs w:val="20"/>
+              </w:rPr>
+              <w:t xml:space="preserve">The prefix already exists with at least one differing column. Nothing is overwritten; the row is staged for a decision.</w:t>
+            </w:r>
+          </w:p>
+        </w:tc>
+        <w:tc>
+          <w:tcPr>
+            <w:tcW w:type="dxa" w:w="4800"/>
+            <w:tcBorders>
+              <w:top w:val="single" w:color="BFBFBF" w:sz="2"/>
+              <w:left w:val="single" w:color="BFBFBF" w:sz="2"/>
+              <w:bottom w:val="single" w:color="BFBFBF" w:sz="2"/>
+              <w:right w:val="single" w:color="BFBFBF" w:sz="2"/>
+            </w:tcBorders>
+            <w:tcMar>
+              <w:top w:type="dxa" w:w="60"/>
+              <w:left w:type="dxa" w:w="100"/>
+              <w:bottom w:type="dxa" w:w="60"/>
+              <w:right w:type="dxa" w:w="100"/>
+            </w:tcMar>
+            <w:vAlign w:val="center"/>
+          </w:tcPr>
+          <w:p>
+            <w:r>
+              <w:rPr>
+                <w:b w:val="false"/>
+                <w:bCs w:val="false"/>
+                <w:sz w:val="20"/>
+                <w:szCs w:val="20"/>
+              </w:rPr>
+              <w:t xml:space="preserve">PendingBinConflict (Status = Pending). See section 7.</w:t>
+            </w:r>
+          </w:p>
+        </w:tc>
+      </w:tr>
+      <w:tr>
+        <w:tc>
+          <w:tcPr>
+            <w:tcW w:type="dxa" w:w="1400"/>
+            <w:tcBorders>
+              <w:top w:val="single" w:color="BFBFBF" w:sz="2"/>
+              <w:left w:val="single" w:color="BFBFBF" w:sz="2"/>
+              <w:bottom w:val="single" w:color="BFBFBF" w:sz="2"/>
+              <w:right w:val="single" w:color="BFBFBF" w:sz="2"/>
+            </w:tcBorders>
+            <w:shd w:fill="F2F2F2" w:val="clear"/>
+            <w:tcMar>
+              <w:top w:type="dxa" w:w="60"/>
+              <w:left w:type="dxa" w:w="100"/>
+              <w:bottom w:type="dxa" w:w="60"/>
+              <w:right w:type="dxa" w:w="100"/>
+            </w:tcMar>
+            <w:vAlign w:val="center"/>
+          </w:tcPr>
+          <w:p>
+            <w:r>
+              <w:rPr>
+                <w:b w:val="false"/>
+                <w:bCs w:val="false"/>
+                <w:sz w:val="20"/>
+                <w:szCs w:val="20"/>
+              </w:rPr>
+              <w:t xml:space="preserve">Rejected</w:t>
+            </w:r>
+          </w:p>
+        </w:tc>
+        <w:tc>
+          <w:tcPr>
+            <w:tcW w:type="dxa" w:w="4300"/>
+            <w:tcBorders>
+              <w:top w:val="single" w:color="BFBFBF" w:sz="2"/>
+              <w:left w:val="single" w:color="BFBFBF" w:sz="2"/>
+              <w:bottom w:val="single" w:color="BFBFBF" w:sz="2"/>
+              <w:right w:val="single" w:color="BFBFBF" w:sz="2"/>
+            </w:tcBorders>
+            <w:shd w:fill="F2F2F2" w:val="clear"/>
+            <w:tcMar>
+              <w:top w:type="dxa" w:w="60"/>
+              <w:left w:type="dxa" w:w="100"/>
+              <w:bottom w:type="dxa" w:w="60"/>
+              <w:right w:type="dxa" w:w="100"/>
+            </w:tcMar>
+            <w:vAlign w:val="center"/>
+          </w:tcPr>
+          <w:p>
+            <w:r>
+              <w:rPr>
+                <w:b w:val="false"/>
+                <w:bCs w:val="false"/>
+                <w:sz w:val="20"/>
+                <w:szCs w:val="20"/>
+              </w:rPr>
+              <w:t xml:space="preserve">Unknown lookup value, invalid prefix length, malformed date, or a duplicate of an earlier row in the same file.</w:t>
+            </w:r>
+          </w:p>
+        </w:tc>
+        <w:tc>
+          <w:tcPr>
+            <w:tcW w:type="dxa" w:w="4800"/>
+            <w:tcBorders>
+              <w:top w:val="single" w:color="BFBFBF" w:sz="2"/>
+              <w:left w:val="single" w:color="BFBFBF" w:sz="2"/>
+              <w:bottom w:val="single" w:color="BFBFBF" w:sz="2"/>
+              <w:right w:val="single" w:color="BFBFBF" w:sz="2"/>
+            </w:tcBorders>
+            <w:shd w:fill="F2F2F2" w:val="clear"/>
+            <w:tcMar>
+              <w:top w:type="dxa" w:w="60"/>
+              <w:left w:type="dxa" w:w="100"/>
+              <w:bottom w:type="dxa" w:w="60"/>
+              <w:right w:type="dxa" w:w="100"/>
+            </w:tcMar>
+            <w:vAlign w:val="center"/>
+          </w:tcPr>
+          <w:p>
+            <w:r>
+              <w:rPr>
+                <w:b w:val="false"/>
+                <w:bCs w:val="false"/>
+                <w:sz w:val="20"/>
+                <w:szCs w:val="20"/>
+              </w:rPr>
+              <w:t xml:space="preserve">RejectedImportRow (reason + raw row); ImportHistory.RejectedRows</w:t>
+            </w:r>
+          </w:p>
+        </w:tc>
+      </w:tr>
+    </w:tbl>
     <w:p>
       <w:pPr>
         <w:pStyle w:val="ListParagraph"/>
@@ -7086,11 +7564,15 @@
     </w:p>
     <w:p>
       <w:pPr>
-        <w:pStyle w:val="Heading1"/>
-        <w:spacing w:after="120" w:before="240"/>
+        <w:pStyle w:val="ListParagraph"/>
+        <w:numPr>
+          <w:ilvl w:val="0"/>
+          <w:numId w:val="2"/>
+        </w:numPr>
+        <w:spacing w:after="60"/>
       </w:pPr>
       <w:r>
-        <w:t xml:space="preserve">7. Open Questions for Mentor Sign-off</w:t>
+        <w:t xml:space="preserve">Status is Failed only when every row in the file was rejected; otherwise it is Success</w:t>
       </w:r>
     </w:p>
     <w:p>
@@ -7103,7 +7585,24 @@
         <w:spacing w:after="60"/>
       </w:pPr>
       <w:r>
-        <w:t xml:space="preserve">Duplicate Prefix on import: upsert (update existing row) or reject as an error?</w:t>
+        <w:t xml:space="preserve">Inserts, revivals, rejections and staged conflicts are written in a single save, so an import run is all-or-nothing at the database level</w:t>
+      </w:r>
+    </w:p>
+    <w:p>
+      <w:pPr>
+        <w:pStyle w:val="Heading1"/>
+        <w:spacing w:after="120" w:before="240"/>
+      </w:pPr>
+      <w:r>
+        <w:t xml:space="preserve">7. Duplicate Prefix Handling (Conflict Workflow)</w:t>
+      </w:r>
+    </w:p>
+    <w:p>
+      <w:pPr>
+        <w:spacing w:after="120"/>
+      </w:pPr>
+      <w:r>
+        <w:t xml:space="preserve">A prefix that already exists but carries different values is neither rejected nor silently overwritten. Overwriting live BIN data on the strength of an uploaded file is not safe, so the import stages the incoming row and a person decides what happens to it.</w:t>
       </w:r>
     </w:p>
     <w:p>
@@ -7116,7 +7615,7 @@
         <w:spacing w:after="60"/>
       </w:pPr>
       <w:r>
-        <w:t xml:space="preserve">Unknown lookup value: reject just that row, or fail the whole file?</w:t>
+        <w:t xml:space="preserve">The import writes the incoming values to PendingBinConflict with Status = Pending, together with the id of the BIN range it would overwrite and the raw CSV line. The stored BIN range is left untouched.</w:t>
       </w:r>
     </w:p>
     <w:p>
@@ -7129,7 +7628,7 @@
         <w:spacing w:after="60"/>
       </w:pPr>
       <w:r>
-        <w:t xml:space="preserve">Case sensitivity for CardScheme / ProductType / FundingType / CountryCode matching?</w:t>
+        <w:t xml:space="preserve">GET /api/BinCsvImport/conflicts returns the outstanding conflicts, each with a per-field diff (field name, current value, incoming value). The diff is recomputed when it is read, so it stays accurate if the stored record changed after the import.</w:t>
       </w:r>
     </w:p>
     <w:p>
@@ -7142,7 +7641,746 @@
         <w:spacing w:after="60"/>
       </w:pPr>
       <w:r>
-        <w:t xml:space="preserve">Should ValidTo be required instead of optional (i.e. no open-ended ranges)?</w:t>
+        <w:t xml:space="preserve">POST /api/BinCsvImport/resolve-conflicts applies one decision per conflict. Update writes the imported values onto the existing BIN range, keeping the same record and its creation audit fields. Discard keeps the stored record and drops the imported row.</w:t>
+      </w:r>
+    </w:p>
+    <w:p>
+      <w:pPr>
+        <w:pStyle w:val="ListParagraph"/>
+        <w:numPr>
+          <w:ilvl w:val="0"/>
+          <w:numId w:val="2"/>
+        </w:numPr>
+        <w:spacing w:after="60"/>
+      </w:pPr>
+      <w:r>
+        <w:t xml:space="preserve">Either decision closes the conflict (Status = Applied or Discarded), and it stops being returned by the conflicts endpoint.</w:t>
+      </w:r>
+    </w:p>
+    <w:p>
+      <w:pPr>
+        <w:spacing w:after="120"/>
+      </w:pPr>
+      <w:r>
+        <w:t xml:space="preserve">Two consequences worth noting:</w:t>
+      </w:r>
+    </w:p>
+    <w:p>
+      <w:pPr>
+        <w:pStyle w:val="ListParagraph"/>
+        <w:numPr>
+          <w:ilvl w:val="0"/>
+          <w:numId w:val="2"/>
+        </w:numPr>
+        <w:spacing w:after="60"/>
+      </w:pPr>
+      <w:r>
+        <w:t xml:space="preserve">Because conflicts are persisted rather than held in memory, the review list survives a page reload or an application restart - the file does not have to be uploaded again.</w:t>
+      </w:r>
+    </w:p>
+    <w:p>
+      <w:pPr>
+        <w:pStyle w:val="ListParagraph"/>
+        <w:numPr>
+          <w:ilvl w:val="0"/>
+          <w:numId w:val="2"/>
+        </w:numPr>
+        <w:spacing w:after="60"/>
+      </w:pPr>
+      <w:r>
+        <w:t xml:space="preserve">Resolution is idempotent. Ids that are unknown or already resolved are counted under notFoundCount instead of failing the request, so a batch can safely be retried. If the same id is sent twice, the last decision wins.</w:t>
+      </w:r>
+    </w:p>
+    <w:p>
+      <w:pPr>
+        <w:pStyle w:val="Heading1"/>
+        <w:spacing w:after="120" w:before="240"/>
+      </w:pPr>
+      <w:r>
+        <w:t xml:space="preserve">8. Decisions for Mentor Sign-off</w:t>
+      </w:r>
+    </w:p>
+    <w:p>
+      <w:pPr>
+        <w:spacing w:after="120"/>
+      </w:pPr>
+      <w:r>
+        <w:t xml:space="preserve">The open questions raised in the first draft of this document have been implemented as described below. Please confirm each decision, or state the alternative you would prefer.</w:t>
+      </w:r>
+    </w:p>
+    <w:tbl>
+      <w:tblPr>
+        <w:tblW w:type="dxa" w:w="10500"/>
+        <w:tblBorders>
+          <w:top w:val="single" w:color="auto" w:sz="4"/>
+          <w:left w:val="single" w:color="auto" w:sz="4"/>
+          <w:bottom w:val="single" w:color="auto" w:sz="4"/>
+          <w:right w:val="single" w:color="auto" w:sz="4"/>
+          <w:insideH w:val="single" w:color="auto" w:sz="4"/>
+          <w:insideV w:val="single" w:color="auto" w:sz="4"/>
+        </w:tblBorders>
+      </w:tblPr>
+      <w:tblGrid>
+        <w:gridCol w:w="400"/>
+        <w:gridCol w:w="3200"/>
+        <w:gridCol w:w="5300"/>
+        <w:gridCol w:w="1600"/>
+      </w:tblGrid>
+      <w:tr>
+        <w:trPr>
+          <w:tblHeader/>
+        </w:trPr>
+        <w:tc>
+          <w:tcPr>
+            <w:tcW w:type="dxa" w:w="400"/>
+            <w:tcBorders>
+              <w:top w:val="single" w:color="BFBFBF" w:sz="2"/>
+              <w:left w:val="single" w:color="BFBFBF" w:sz="2"/>
+              <w:bottom w:val="single" w:color="BFBFBF" w:sz="2"/>
+              <w:right w:val="single" w:color="BFBFBF" w:sz="2"/>
+            </w:tcBorders>
+            <w:shd w:fill="2F5496" w:val="clear"/>
+            <w:tcMar>
+              <w:top w:type="dxa" w:w="80"/>
+              <w:left w:type="dxa" w:w="100"/>
+              <w:bottom w:type="dxa" w:w="80"/>
+              <w:right w:type="dxa" w:w="100"/>
+            </w:tcMar>
+            <w:vAlign w:val="center"/>
+          </w:tcPr>
+          <w:p>
+            <w:r>
+              <w:rPr>
+                <w:b/>
+                <w:bCs/>
+                <w:color w:val="FFFFFF"/>
+                <w:sz w:val="20"/>
+                <w:szCs w:val="20"/>
+              </w:rPr>
+              <w:t xml:space="preserve">#</w:t>
+            </w:r>
+          </w:p>
+        </w:tc>
+        <w:tc>
+          <w:tcPr>
+            <w:tcW w:type="dxa" w:w="3200"/>
+            <w:tcBorders>
+              <w:top w:val="single" w:color="BFBFBF" w:sz="2"/>
+              <w:left w:val="single" w:color="BFBFBF" w:sz="2"/>
+              <w:bottom w:val="single" w:color="BFBFBF" w:sz="2"/>
+              <w:right w:val="single" w:color="BFBFBF" w:sz="2"/>
+            </w:tcBorders>
+            <w:shd w:fill="2F5496" w:val="clear"/>
+            <w:tcMar>
+              <w:top w:type="dxa" w:w="80"/>
+              <w:left w:type="dxa" w:w="100"/>
+              <w:bottom w:type="dxa" w:w="80"/>
+              <w:right w:type="dxa" w:w="100"/>
+            </w:tcMar>
+            <w:vAlign w:val="center"/>
+          </w:tcPr>
+          <w:p>
+            <w:r>
+              <w:rPr>
+                <w:b/>
+                <w:bCs/>
+                <w:color w:val="FFFFFF"/>
+                <w:sz w:val="20"/>
+                <w:szCs w:val="20"/>
+              </w:rPr>
+              <w:t xml:space="preserve">Question</w:t>
+            </w:r>
+          </w:p>
+        </w:tc>
+        <w:tc>
+          <w:tcPr>
+            <w:tcW w:type="dxa" w:w="5300"/>
+            <w:tcBorders>
+              <w:top w:val="single" w:color="BFBFBF" w:sz="2"/>
+              <w:left w:val="single" w:color="BFBFBF" w:sz="2"/>
+              <w:bottom w:val="single" w:color="BFBFBF" w:sz="2"/>
+              <w:right w:val="single" w:color="BFBFBF" w:sz="2"/>
+            </w:tcBorders>
+            <w:shd w:fill="2F5496" w:val="clear"/>
+            <w:tcMar>
+              <w:top w:type="dxa" w:w="80"/>
+              <w:left w:type="dxa" w:w="100"/>
+              <w:bottom w:type="dxa" w:w="80"/>
+              <w:right w:type="dxa" w:w="100"/>
+            </w:tcMar>
+            <w:vAlign w:val="center"/>
+          </w:tcPr>
+          <w:p>
+            <w:r>
+              <w:rPr>
+                <w:b/>
+                <w:bCs/>
+                <w:color w:val="FFFFFF"/>
+                <w:sz w:val="20"/>
+                <w:szCs w:val="20"/>
+              </w:rPr>
+              <w:t xml:space="preserve">Decision as implemented</w:t>
+            </w:r>
+          </w:p>
+        </w:tc>
+        <w:tc>
+          <w:tcPr>
+            <w:tcW w:type="dxa" w:w="1600"/>
+            <w:tcBorders>
+              <w:top w:val="single" w:color="BFBFBF" w:sz="2"/>
+              <w:left w:val="single" w:color="BFBFBF" w:sz="2"/>
+              <w:bottom w:val="single" w:color="BFBFBF" w:sz="2"/>
+              <w:right w:val="single" w:color="BFBFBF" w:sz="2"/>
+            </w:tcBorders>
+            <w:shd w:fill="2F5496" w:val="clear"/>
+            <w:tcMar>
+              <w:top w:type="dxa" w:w="80"/>
+              <w:left w:type="dxa" w:w="100"/>
+              <w:bottom w:type="dxa" w:w="80"/>
+              <w:right w:type="dxa" w:w="100"/>
+            </w:tcMar>
+            <w:vAlign w:val="center"/>
+          </w:tcPr>
+          <w:p>
+            <w:r>
+              <w:rPr>
+                <w:b/>
+                <w:bCs/>
+                <w:color w:val="FFFFFF"/>
+                <w:sz w:val="20"/>
+                <w:szCs w:val="20"/>
+              </w:rPr>
+              <w:t xml:space="preserve">Sign-off</w:t>
+            </w:r>
+          </w:p>
+        </w:tc>
+      </w:tr>
+      <w:tr>
+        <w:tc>
+          <w:tcPr>
+            <w:tcW w:type="dxa" w:w="400"/>
+            <w:tcBorders>
+              <w:top w:val="single" w:color="BFBFBF" w:sz="2"/>
+              <w:left w:val="single" w:color="BFBFBF" w:sz="2"/>
+              <w:bottom w:val="single" w:color="BFBFBF" w:sz="2"/>
+              <w:right w:val="single" w:color="BFBFBF" w:sz="2"/>
+            </w:tcBorders>
+            <w:tcMar>
+              <w:top w:type="dxa" w:w="60"/>
+              <w:left w:type="dxa" w:w="100"/>
+              <w:bottom w:type="dxa" w:w="60"/>
+              <w:right w:type="dxa" w:w="100"/>
+            </w:tcMar>
+            <w:vAlign w:val="center"/>
+          </w:tcPr>
+          <w:p>
+            <w:r>
+              <w:rPr>
+                <w:b w:val="false"/>
+                <w:bCs w:val="false"/>
+                <w:sz w:val="20"/>
+                <w:szCs w:val="20"/>
+              </w:rPr>
+              <w:t xml:space="preserve">1</w:t>
+            </w:r>
+          </w:p>
+        </w:tc>
+        <w:tc>
+          <w:tcPr>
+            <w:tcW w:type="dxa" w:w="3200"/>
+            <w:tcBorders>
+              <w:top w:val="single" w:color="BFBFBF" w:sz="2"/>
+              <w:left w:val="single" w:color="BFBFBF" w:sz="2"/>
+              <w:bottom w:val="single" w:color="BFBFBF" w:sz="2"/>
+              <w:right w:val="single" w:color="BFBFBF" w:sz="2"/>
+            </w:tcBorders>
+            <w:tcMar>
+              <w:top w:type="dxa" w:w="60"/>
+              <w:left w:type="dxa" w:w="100"/>
+              <w:bottom w:type="dxa" w:w="60"/>
+              <w:right w:type="dxa" w:w="100"/>
+            </w:tcMar>
+            <w:vAlign w:val="center"/>
+          </w:tcPr>
+          <w:p>
+            <w:r>
+              <w:rPr>
+                <w:b w:val="false"/>
+                <w:bCs w:val="false"/>
+                <w:sz w:val="20"/>
+                <w:szCs w:val="20"/>
+              </w:rPr>
+              <w:t xml:space="preserve">Duplicate Prefix on import: upsert (update existing row) or reject as an error?</w:t>
+            </w:r>
+          </w:p>
+        </w:tc>
+        <w:tc>
+          <w:tcPr>
+            <w:tcW w:type="dxa" w:w="5300"/>
+            <w:tcBorders>
+              <w:top w:val="single" w:color="BFBFBF" w:sz="2"/>
+              <w:left w:val="single" w:color="BFBFBF" w:sz="2"/>
+              <w:bottom w:val="single" w:color="BFBFBF" w:sz="2"/>
+              <w:right w:val="single" w:color="BFBFBF" w:sz="2"/>
+            </w:tcBorders>
+            <w:tcMar>
+              <w:top w:type="dxa" w:w="60"/>
+              <w:left w:type="dxa" w:w="100"/>
+              <w:bottom w:type="dxa" w:w="60"/>
+              <w:right w:type="dxa" w:w="100"/>
+            </w:tcMar>
+            <w:vAlign w:val="center"/>
+          </w:tcPr>
+          <w:p>
+            <w:r>
+              <w:rPr>
+                <w:b w:val="false"/>
+                <w:bCs w:val="false"/>
+                <w:sz w:val="20"/>
+                <w:szCs w:val="20"/>
+              </w:rPr>
+              <w:t xml:space="preserve">Neither. A row identical to the stored record is skipped as Unchanged. A row that differs is staged as a conflict for an explicit update/discard decision (section 7).</w:t>
+            </w:r>
+          </w:p>
+        </w:tc>
+        <w:tc>
+          <w:tcPr>
+            <w:tcW w:type="dxa" w:w="1600"/>
+            <w:tcBorders>
+              <w:top w:val="single" w:color="BFBFBF" w:sz="2"/>
+              <w:left w:val="single" w:color="BFBFBF" w:sz="2"/>
+              <w:bottom w:val="single" w:color="BFBFBF" w:sz="2"/>
+              <w:right w:val="single" w:color="BFBFBF" w:sz="2"/>
+            </w:tcBorders>
+            <w:tcMar>
+              <w:top w:type="dxa" w:w="60"/>
+              <w:left w:type="dxa" w:w="100"/>
+              <w:bottom w:type="dxa" w:w="60"/>
+              <w:right w:type="dxa" w:w="100"/>
+            </w:tcMar>
+            <w:vAlign w:val="center"/>
+          </w:tcPr>
+          <w:p>
+            <w:r>
+              <w:rPr>
+                <w:b w:val="false"/>
+                <w:bCs w:val="false"/>
+                <w:sz w:val="20"/>
+                <w:szCs w:val="20"/>
+              </w:rPr>
+              <w:t xml:space="preserve"/>
+            </w:r>
+          </w:p>
+        </w:tc>
+      </w:tr>
+      <w:tr>
+        <w:tc>
+          <w:tcPr>
+            <w:tcW w:type="dxa" w:w="400"/>
+            <w:tcBorders>
+              <w:top w:val="single" w:color="BFBFBF" w:sz="2"/>
+              <w:left w:val="single" w:color="BFBFBF" w:sz="2"/>
+              <w:bottom w:val="single" w:color="BFBFBF" w:sz="2"/>
+              <w:right w:val="single" w:color="BFBFBF" w:sz="2"/>
+            </w:tcBorders>
+            <w:shd w:fill="F2F2F2" w:val="clear"/>
+            <w:tcMar>
+              <w:top w:type="dxa" w:w="60"/>
+              <w:left w:type="dxa" w:w="100"/>
+              <w:bottom w:type="dxa" w:w="60"/>
+              <w:right w:type="dxa" w:w="100"/>
+            </w:tcMar>
+            <w:vAlign w:val="center"/>
+          </w:tcPr>
+          <w:p>
+            <w:r>
+              <w:rPr>
+                <w:b w:val="false"/>
+                <w:bCs w:val="false"/>
+                <w:sz w:val="20"/>
+                <w:szCs w:val="20"/>
+              </w:rPr>
+              <w:t xml:space="preserve">2</w:t>
+            </w:r>
+          </w:p>
+        </w:tc>
+        <w:tc>
+          <w:tcPr>
+            <w:tcW w:type="dxa" w:w="3200"/>
+            <w:tcBorders>
+              <w:top w:val="single" w:color="BFBFBF" w:sz="2"/>
+              <w:left w:val="single" w:color="BFBFBF" w:sz="2"/>
+              <w:bottom w:val="single" w:color="BFBFBF" w:sz="2"/>
+              <w:right w:val="single" w:color="BFBFBF" w:sz="2"/>
+            </w:tcBorders>
+            <w:shd w:fill="F2F2F2" w:val="clear"/>
+            <w:tcMar>
+              <w:top w:type="dxa" w:w="60"/>
+              <w:left w:type="dxa" w:w="100"/>
+              <w:bottom w:type="dxa" w:w="60"/>
+              <w:right w:type="dxa" w:w="100"/>
+            </w:tcMar>
+            <w:vAlign w:val="center"/>
+          </w:tcPr>
+          <w:p>
+            <w:r>
+              <w:rPr>
+                <w:b w:val="false"/>
+                <w:bCs w:val="false"/>
+                <w:sz w:val="20"/>
+                <w:szCs w:val="20"/>
+              </w:rPr>
+              <w:t xml:space="preserve">Unknown lookup value: reject just that row, or fail the whole file?</w:t>
+            </w:r>
+          </w:p>
+        </w:tc>
+        <w:tc>
+          <w:tcPr>
+            <w:tcW w:type="dxa" w:w="5300"/>
+            <w:tcBorders>
+              <w:top w:val="single" w:color="BFBFBF" w:sz="2"/>
+              <w:left w:val="single" w:color="BFBFBF" w:sz="2"/>
+              <w:bottom w:val="single" w:color="BFBFBF" w:sz="2"/>
+              <w:right w:val="single" w:color="BFBFBF" w:sz="2"/>
+            </w:tcBorders>
+            <w:shd w:fill="F2F2F2" w:val="clear"/>
+            <w:tcMar>
+              <w:top w:type="dxa" w:w="60"/>
+              <w:left w:type="dxa" w:w="100"/>
+              <w:bottom w:type="dxa" w:w="60"/>
+              <w:right w:type="dxa" w:w="100"/>
+            </w:tcMar>
+            <w:vAlign w:val="center"/>
+          </w:tcPr>
+          <w:p>
+            <w:r>
+              <w:rPr>
+                <w:b w:val="false"/>
+                <w:bCs w:val="false"/>
+                <w:sz w:val="20"/>
+                <w:szCs w:val="20"/>
+              </w:rPr>
+              <w:t xml:space="preserve">Reject just that row, with the reason and the raw row. The rest of the file still imports.</w:t>
+            </w:r>
+          </w:p>
+        </w:tc>
+        <w:tc>
+          <w:tcPr>
+            <w:tcW w:type="dxa" w:w="1600"/>
+            <w:tcBorders>
+              <w:top w:val="single" w:color="BFBFBF" w:sz="2"/>
+              <w:left w:val="single" w:color="BFBFBF" w:sz="2"/>
+              <w:bottom w:val="single" w:color="BFBFBF" w:sz="2"/>
+              <w:right w:val="single" w:color="BFBFBF" w:sz="2"/>
+            </w:tcBorders>
+            <w:shd w:fill="F2F2F2" w:val="clear"/>
+            <w:tcMar>
+              <w:top w:type="dxa" w:w="60"/>
+              <w:left w:type="dxa" w:w="100"/>
+              <w:bottom w:type="dxa" w:w="60"/>
+              <w:right w:type="dxa" w:w="100"/>
+            </w:tcMar>
+            <w:vAlign w:val="center"/>
+          </w:tcPr>
+          <w:p>
+            <w:r>
+              <w:rPr>
+                <w:b w:val="false"/>
+                <w:bCs w:val="false"/>
+                <w:sz w:val="20"/>
+                <w:szCs w:val="20"/>
+              </w:rPr>
+              <w:t xml:space="preserve"/>
+            </w:r>
+          </w:p>
+        </w:tc>
+      </w:tr>
+      <w:tr>
+        <w:tc>
+          <w:tcPr>
+            <w:tcW w:type="dxa" w:w="400"/>
+            <w:tcBorders>
+              <w:top w:val="single" w:color="BFBFBF" w:sz="2"/>
+              <w:left w:val="single" w:color="BFBFBF" w:sz="2"/>
+              <w:bottom w:val="single" w:color="BFBFBF" w:sz="2"/>
+              <w:right w:val="single" w:color="BFBFBF" w:sz="2"/>
+            </w:tcBorders>
+            <w:tcMar>
+              <w:top w:type="dxa" w:w="60"/>
+              <w:left w:type="dxa" w:w="100"/>
+              <w:bottom w:type="dxa" w:w="60"/>
+              <w:right w:type="dxa" w:w="100"/>
+            </w:tcMar>
+            <w:vAlign w:val="center"/>
+          </w:tcPr>
+          <w:p>
+            <w:r>
+              <w:rPr>
+                <w:b w:val="false"/>
+                <w:bCs w:val="false"/>
+                <w:sz w:val="20"/>
+                <w:szCs w:val="20"/>
+              </w:rPr>
+              <w:t xml:space="preserve">3</w:t>
+            </w:r>
+          </w:p>
+        </w:tc>
+        <w:tc>
+          <w:tcPr>
+            <w:tcW w:type="dxa" w:w="3200"/>
+            <w:tcBorders>
+              <w:top w:val="single" w:color="BFBFBF" w:sz="2"/>
+              <w:left w:val="single" w:color="BFBFBF" w:sz="2"/>
+              <w:bottom w:val="single" w:color="BFBFBF" w:sz="2"/>
+              <w:right w:val="single" w:color="BFBFBF" w:sz="2"/>
+            </w:tcBorders>
+            <w:tcMar>
+              <w:top w:type="dxa" w:w="60"/>
+              <w:left w:type="dxa" w:w="100"/>
+              <w:bottom w:type="dxa" w:w="60"/>
+              <w:right w:type="dxa" w:w="100"/>
+            </w:tcMar>
+            <w:vAlign w:val="center"/>
+          </w:tcPr>
+          <w:p>
+            <w:r>
+              <w:rPr>
+                <w:b w:val="false"/>
+                <w:bCs w:val="false"/>
+                <w:sz w:val="20"/>
+                <w:szCs w:val="20"/>
+              </w:rPr>
+              <w:t xml:space="preserve">Case sensitivity for CardScheme / ProductType / FundingType / CountryCode matching?</w:t>
+            </w:r>
+          </w:p>
+        </w:tc>
+        <w:tc>
+          <w:tcPr>
+            <w:tcW w:type="dxa" w:w="5300"/>
+            <w:tcBorders>
+              <w:top w:val="single" w:color="BFBFBF" w:sz="2"/>
+              <w:left w:val="single" w:color="BFBFBF" w:sz="2"/>
+              <w:bottom w:val="single" w:color="BFBFBF" w:sz="2"/>
+              <w:right w:val="single" w:color="BFBFBF" w:sz="2"/>
+            </w:tcBorders>
+            <w:tcMar>
+              <w:top w:type="dxa" w:w="60"/>
+              <w:left w:type="dxa" w:w="100"/>
+              <w:bottom w:type="dxa" w:w="60"/>
+              <w:right w:type="dxa" w:w="100"/>
+            </w:tcMar>
+            <w:vAlign w:val="center"/>
+          </w:tcPr>
+          <w:p>
+            <w:r>
+              <w:rPr>
+                <w:b w:val="false"/>
+                <w:bCs w:val="false"/>
+                <w:sz w:val="20"/>
+                <w:szCs w:val="20"/>
+              </w:rPr>
+              <w:t xml:space="preserve">Case-insensitive. "visa", "Visa" and "VISA" all resolve to the same scheme. Surrounding whitespace is trimmed. No new reference data is ever created by an import.</w:t>
+            </w:r>
+          </w:p>
+        </w:tc>
+        <w:tc>
+          <w:tcPr>
+            <w:tcW w:type="dxa" w:w="1600"/>
+            <w:tcBorders>
+              <w:top w:val="single" w:color="BFBFBF" w:sz="2"/>
+              <w:left w:val="single" w:color="BFBFBF" w:sz="2"/>
+              <w:bottom w:val="single" w:color="BFBFBF" w:sz="2"/>
+              <w:right w:val="single" w:color="BFBFBF" w:sz="2"/>
+            </w:tcBorders>
+            <w:tcMar>
+              <w:top w:type="dxa" w:w="60"/>
+              <w:left w:type="dxa" w:w="100"/>
+              <w:bottom w:type="dxa" w:w="60"/>
+              <w:right w:type="dxa" w:w="100"/>
+            </w:tcMar>
+            <w:vAlign w:val="center"/>
+          </w:tcPr>
+          <w:p>
+            <w:r>
+              <w:rPr>
+                <w:b w:val="false"/>
+                <w:bCs w:val="false"/>
+                <w:sz w:val="20"/>
+                <w:szCs w:val="20"/>
+              </w:rPr>
+              <w:t xml:space="preserve"/>
+            </w:r>
+          </w:p>
+        </w:tc>
+      </w:tr>
+      <w:tr>
+        <w:tc>
+          <w:tcPr>
+            <w:tcW w:type="dxa" w:w="400"/>
+            <w:tcBorders>
+              <w:top w:val="single" w:color="BFBFBF" w:sz="2"/>
+              <w:left w:val="single" w:color="BFBFBF" w:sz="2"/>
+              <w:bottom w:val="single" w:color="BFBFBF" w:sz="2"/>
+              <w:right w:val="single" w:color="BFBFBF" w:sz="2"/>
+            </w:tcBorders>
+            <w:shd w:fill="F2F2F2" w:val="clear"/>
+            <w:tcMar>
+              <w:top w:type="dxa" w:w="60"/>
+              <w:left w:type="dxa" w:w="100"/>
+              <w:bottom w:type="dxa" w:w="60"/>
+              <w:right w:type="dxa" w:w="100"/>
+            </w:tcMar>
+            <w:vAlign w:val="center"/>
+          </w:tcPr>
+          <w:p>
+            <w:r>
+              <w:rPr>
+                <w:b w:val="false"/>
+                <w:bCs w:val="false"/>
+                <w:sz w:val="20"/>
+                <w:szCs w:val="20"/>
+              </w:rPr>
+              <w:t xml:space="preserve">4</w:t>
+            </w:r>
+          </w:p>
+        </w:tc>
+        <w:tc>
+          <w:tcPr>
+            <w:tcW w:type="dxa" w:w="3200"/>
+            <w:tcBorders>
+              <w:top w:val="single" w:color="BFBFBF" w:sz="2"/>
+              <w:left w:val="single" w:color="BFBFBF" w:sz="2"/>
+              <w:bottom w:val="single" w:color="BFBFBF" w:sz="2"/>
+              <w:right w:val="single" w:color="BFBFBF" w:sz="2"/>
+            </w:tcBorders>
+            <w:shd w:fill="F2F2F2" w:val="clear"/>
+            <w:tcMar>
+              <w:top w:type="dxa" w:w="60"/>
+              <w:left w:type="dxa" w:w="100"/>
+              <w:bottom w:type="dxa" w:w="60"/>
+              <w:right w:type="dxa" w:w="100"/>
+            </w:tcMar>
+            <w:vAlign w:val="center"/>
+          </w:tcPr>
+          <w:p>
+            <w:r>
+              <w:rPr>
+                <w:b w:val="false"/>
+                <w:bCs w:val="false"/>
+                <w:sz w:val="20"/>
+                <w:szCs w:val="20"/>
+              </w:rPr>
+              <w:t xml:space="preserve">Should ValidTo be required instead of optional (i.e. no open-ended ranges)?</w:t>
+            </w:r>
+          </w:p>
+        </w:tc>
+        <w:tc>
+          <w:tcPr>
+            <w:tcW w:type="dxa" w:w="5300"/>
+            <w:tcBorders>
+              <w:top w:val="single" w:color="BFBFBF" w:sz="2"/>
+              <w:left w:val="single" w:color="BFBFBF" w:sz="2"/>
+              <w:bottom w:val="single" w:color="BFBFBF" w:sz="2"/>
+              <w:right w:val="single" w:color="BFBFBF" w:sz="2"/>
+            </w:tcBorders>
+            <w:shd w:fill="F2F2F2" w:val="clear"/>
+            <w:tcMar>
+              <w:top w:type="dxa" w:w="60"/>
+              <w:left w:type="dxa" w:w="100"/>
+              <w:bottom w:type="dxa" w:w="60"/>
+              <w:right w:type="dxa" w:w="100"/>
+            </w:tcMar>
+            <w:vAlign w:val="center"/>
+          </w:tcPr>
+          <w:p>
+            <w:r>
+              <w:rPr>
+                <w:b w:val="false"/>
+                <w:bCs w:val="false"/>
+                <w:sz w:val="20"/>
+                <w:szCs w:val="20"/>
+              </w:rPr>
+              <w:t xml:space="preserve">Optional. A blank ValidTo means an open-ended range. When supplied, ValidTo must be later than ValidFrom, otherwise the row is rejected.</w:t>
+            </w:r>
+          </w:p>
+        </w:tc>
+        <w:tc>
+          <w:tcPr>
+            <w:tcW w:type="dxa" w:w="1600"/>
+            <w:tcBorders>
+              <w:top w:val="single" w:color="BFBFBF" w:sz="2"/>
+              <w:left w:val="single" w:color="BFBFBF" w:sz="2"/>
+              <w:bottom w:val="single" w:color="BFBFBF" w:sz="2"/>
+              <w:right w:val="single" w:color="BFBFBF" w:sz="2"/>
+            </w:tcBorders>
+            <w:shd w:fill="F2F2F2" w:val="clear"/>
+            <w:tcMar>
+              <w:top w:type="dxa" w:w="60"/>
+              <w:left w:type="dxa" w:w="100"/>
+              <w:bottom w:type="dxa" w:w="60"/>
+              <w:right w:type="dxa" w:w="100"/>
+            </w:tcMar>
+            <w:vAlign w:val="center"/>
+          </w:tcPr>
+          <w:p>
+            <w:r>
+              <w:rPr>
+                <w:b w:val="false"/>
+                <w:bCs w:val="false"/>
+                <w:sz w:val="20"/>
+                <w:szCs w:val="20"/>
+              </w:rPr>
+              <w:t xml:space="preserve"/>
+            </w:r>
+          </w:p>
+        </w:tc>
+      </w:tr>
+    </w:tbl>
+    <w:p>
+      <w:pPr>
+        <w:spacing w:after="120"/>
+      </w:pPr>
+      <w:r>
+        <w:t xml:space="preserve">Still open, and raised by the implementation rather than by the original draft:</w:t>
+      </w:r>
+    </w:p>
+    <w:p>
+      <w:pPr>
+        <w:pStyle w:val="ListParagraph"/>
+        <w:numPr>
+          <w:ilvl w:val="0"/>
+          <w:numId w:val="2"/>
+        </w:numPr>
+        <w:spacing w:after="60"/>
+      </w:pPr>
+      <w:r>
+        <w:t xml:space="preserve">ImportHistory.UpdatedRows is not incremented when a staged conflict is later applied. Confirm whether an applied conflict should count against the import run that raised it, or be recorded separately.</w:t>
+      </w:r>
+    </w:p>
+    <w:p>
+      <w:pPr>
+        <w:pStyle w:val="ListParagraph"/>
+        <w:numPr>
+          <w:ilvl w:val="0"/>
+          <w:numId w:val="2"/>
+        </w:numPr>
+        <w:spacing w:after="60"/>
+      </w:pPr>
+      <w:r>
+        <w:t xml:space="preserve">A CSV can revive a BIN range that was previously soft-deleted, and this currently counts as Inserted. Confirm whether reactivation should be reported as an outcome of its own.</w:t>
+      </w:r>
+    </w:p>
+    <w:p>
+      <w:pPr>
+        <w:pStyle w:val="ListParagraph"/>
+        <w:numPr>
+          <w:ilvl w:val="0"/>
+          <w:numId w:val="2"/>
+        </w:numPr>
+        <w:spacing w:after="60"/>
+      </w:pPr>
+      <w:r>
+        <w:t xml:space="preserve">Applying a conflict overwrites live BIN data without writing an AuditEntry. Confirm the audit granularity required for compliance.</w:t>
       </w:r>
     </w:p>
     <w:sectPr>
